--- a/AZODO_EMEKA_CV_Rotating_Equipment_Engineer_QatarEnergyLNG_no_passport.docx
+++ b/AZODO_EMEKA_CV_Rotating_Equipment_Engineer_QatarEnergyLNG_no_passport.docx
@@ -95,7 +95,7 @@
     <w:p>
       <w:pPr>
         <w:shd w:val="clear" w:color="auto" w:fill="12304F"/>
-        <w:spacing w:before="100" w:after="40" w:line="240" w:lineRule="auto"/>
+        <w:spacing w:before="80" w:after="30" w:line="240" w:lineRule="auto"/>
       </w:pPr>
       <w:r>
         <w:rPr>
@@ -110,7 +110,7 @@
     </w:p>
     <w:p>
       <w:pPr>
-        <w:spacing w:before="0" w:after="50" w:line="240" w:lineRule="auto"/>
+        <w:spacing w:before="0" w:after="40" w:line="240" w:lineRule="auto"/>
         <w:jc w:val="both"/>
       </w:pPr>
       <w:r>
@@ -241,7 +241,7 @@
           <w:color w:val="1A1A1A"/>
           <w:sz w:val="18"/>
         </w:rPr>
-        <w:t xml:space="preserve"> of new machinery. Established liaison with OEMs and vendors (Solar Turbines, GE and compressor packagers). Strong working knowledge of </w:t>
+        <w:t xml:space="preserve"> of new machinery. Established liaison with OEMs and vendors (Solar Turbines, GE, Siemens and Honeywell CCC). Strong working knowledge of </w:t>
       </w:r>
       <w:r>
         <w:rPr>
@@ -267,7 +267,7 @@
     <w:p>
       <w:pPr>
         <w:shd w:val="clear" w:color="auto" w:fill="12304F"/>
-        <w:spacing w:before="100" w:after="40" w:line="240" w:lineRule="auto"/>
+        <w:spacing w:before="80" w:after="30" w:line="240" w:lineRule="auto"/>
       </w:pPr>
       <w:r>
         <w:rPr>
@@ -343,7 +343,7 @@
                 <w:color w:val="1A1A1A"/>
                 <w:sz w:val="17"/>
               </w:rPr>
-              <w:t>Centrifugal gas compressors (HP/LP, recompressors) • Turbo-expander/compressor trains • Industrial gas turbines (Solar Taurus/Centaur, GE Frame 9E) • Steam turbines • API 610 centrifugal &amp; cryogenic pumps • Diesel engines / firewater packages • Screw &amp; reciprocating air compressors • Dry gas &amp; mechanical seals, journal/thrust bearings, couplings, lube-oil and seal-gas systems</w:t>
+              <w:t>Centrifugal gas compressors (HP/LP, recompressors — Siemens, GE) • Turbo-expander/compressor trains • Industrial gas turbines (Solar Taurus/Centaur, GE Frame 9E) • Steam turbines • API 610 centrifugal &amp; cryogenic pumps • Diesel engines / firewater packages • Screw &amp; reciprocating air compressors • Dry gas &amp; mechanical seals, journal/thrust bearings, couplings, lube-oil and seal-gas systems</w:t>
             </w:r>
           </w:p>
         </w:tc>
@@ -427,7 +427,7 @@
                 <w:color w:val="1A1A1A"/>
                 <w:sz w:val="17"/>
               </w:rPr>
-              <w:t>SolarInsight • Seeq • PI / PI XHQ historian &amp; dashboards • SAP PM (notifications, work orders, strategy) • CMMS/EAM data quality • IIoT sensor-to-cloud (Modbus, OPC-UA) • Python/analytics and AI-assisted failure prediction</w:t>
+              <w:t>SolarInsight • Seeq • PI / PI XHQ historian &amp; dashboards • Honeywell CCC anti-surge and turbomachinery control • SAP PM (notifications, work orders, strategy) • CMMS/EAM data quality • IIoT sensor-to-cloud (Modbus, OPC-UA) • Python/analytics and AI-assisted failure prediction</w:t>
             </w:r>
           </w:p>
         </w:tc>
@@ -604,7 +604,7 @@
     <w:p>
       <w:pPr>
         <w:shd w:val="clear" w:color="auto" w:fill="12304F"/>
-        <w:spacing w:before="100" w:after="40" w:line="240" w:lineRule="auto"/>
+        <w:spacing w:before="80" w:after="30" w:line="240" w:lineRule="auto"/>
       </w:pPr>
       <w:r>
         <w:rPr>
@@ -728,7 +728,7 @@
     </w:p>
     <w:p>
       <w:pPr>
-        <w:spacing w:before="0" w:after="50" w:line="240" w:lineRule="auto"/>
+        <w:spacing w:before="0" w:after="40" w:line="240" w:lineRule="auto"/>
         <w:jc w:val="both"/>
       </w:pPr>
       <w:r>
@@ -764,7 +764,7 @@
     </w:p>
     <w:p>
       <w:pPr>
-        <w:spacing w:before="100" w:after="20" w:line="240" w:lineRule="auto"/>
+        <w:spacing w:before="80" w:after="20" w:line="240" w:lineRule="auto"/>
       </w:pPr>
       <w:r>
         <w:rPr>
@@ -780,7 +780,7 @@
     <w:p>
       <w:pPr>
         <w:pStyle w:val="ListBullet"/>
-        <w:spacing w:before="0" w:after="30" w:line="240" w:lineRule="auto"/>
+        <w:spacing w:before="0" w:after="24" w:line="240" w:lineRule="auto"/>
         <w:ind w:left="283"/>
         <w:jc w:val="both"/>
       </w:pPr>
@@ -818,7 +818,7 @@
     <w:p>
       <w:pPr>
         <w:pStyle w:val="ListBullet"/>
-        <w:spacing w:before="0" w:after="30" w:line="240" w:lineRule="auto"/>
+        <w:spacing w:before="0" w:after="24" w:line="240" w:lineRule="auto"/>
         <w:ind w:left="283"/>
         <w:jc w:val="both"/>
       </w:pPr>
@@ -856,7 +856,7 @@
     <w:p>
       <w:pPr>
         <w:pStyle w:val="ListBullet"/>
-        <w:spacing w:before="0" w:after="30" w:line="240" w:lineRule="auto"/>
+        <w:spacing w:before="0" w:after="24" w:line="240" w:lineRule="auto"/>
         <w:ind w:left="283"/>
         <w:jc w:val="both"/>
       </w:pPr>
@@ -874,7 +874,7 @@
     <w:p>
       <w:pPr>
         <w:pStyle w:val="ListBullet"/>
-        <w:spacing w:before="0" w:after="30" w:line="240" w:lineRule="auto"/>
+        <w:spacing w:before="0" w:after="24" w:line="240" w:lineRule="auto"/>
         <w:ind w:left="283"/>
         <w:jc w:val="both"/>
       </w:pPr>
@@ -911,7 +911,7 @@
     </w:p>
     <w:p>
       <w:pPr>
-        <w:spacing w:before="100" w:after="20" w:line="240" w:lineRule="auto"/>
+        <w:spacing w:before="80" w:after="20" w:line="240" w:lineRule="auto"/>
       </w:pPr>
       <w:r>
         <w:rPr>
@@ -927,7 +927,7 @@
     <w:p>
       <w:pPr>
         <w:pStyle w:val="ListBullet"/>
-        <w:spacing w:before="0" w:after="30" w:line="240" w:lineRule="auto"/>
+        <w:spacing w:before="0" w:after="24" w:line="240" w:lineRule="auto"/>
         <w:ind w:left="283"/>
         <w:jc w:val="both"/>
       </w:pPr>
@@ -955,7 +955,7 @@
     <w:p>
       <w:pPr>
         <w:pStyle w:val="ListBullet"/>
-        <w:spacing w:before="0" w:after="30" w:line="240" w:lineRule="auto"/>
+        <w:spacing w:before="0" w:after="24" w:line="240" w:lineRule="auto"/>
         <w:ind w:left="283"/>
         <w:jc w:val="both"/>
       </w:pPr>
@@ -983,7 +983,7 @@
     <w:p>
       <w:pPr>
         <w:pStyle w:val="ListBullet"/>
-        <w:spacing w:before="0" w:after="30" w:line="240" w:lineRule="auto"/>
+        <w:spacing w:before="0" w:after="24" w:line="240" w:lineRule="auto"/>
         <w:ind w:left="283"/>
         <w:jc w:val="both"/>
       </w:pPr>
@@ -1031,7 +1031,7 @@
     <w:p>
       <w:pPr>
         <w:pStyle w:val="ListBullet"/>
-        <w:spacing w:before="0" w:after="30" w:line="240" w:lineRule="auto"/>
+        <w:spacing w:before="0" w:after="24" w:line="240" w:lineRule="auto"/>
         <w:ind w:left="283"/>
         <w:jc w:val="both"/>
       </w:pPr>
@@ -1079,7 +1079,7 @@
     <w:p>
       <w:pPr>
         <w:pStyle w:val="ListBullet"/>
-        <w:spacing w:before="0" w:after="30" w:line="240" w:lineRule="auto"/>
+        <w:spacing w:before="0" w:after="24" w:line="240" w:lineRule="auto"/>
         <w:ind w:left="283"/>
         <w:jc w:val="both"/>
       </w:pPr>
@@ -1107,7 +1107,7 @@
     <w:p>
       <w:pPr>
         <w:pStyle w:val="ListBullet"/>
-        <w:spacing w:before="0" w:after="30" w:line="240" w:lineRule="auto"/>
+        <w:spacing w:before="0" w:after="24" w:line="240" w:lineRule="auto"/>
         <w:ind w:left="283"/>
         <w:jc w:val="both"/>
       </w:pPr>
@@ -1135,7 +1135,7 @@
     <w:p>
       <w:pPr>
         <w:pStyle w:val="ListBullet"/>
-        <w:spacing w:before="0" w:after="30" w:line="240" w:lineRule="auto"/>
+        <w:spacing w:before="0" w:after="24" w:line="240" w:lineRule="auto"/>
         <w:ind w:left="283"/>
         <w:jc w:val="both"/>
       </w:pPr>
@@ -1162,7 +1162,7 @@
     </w:p>
     <w:p>
       <w:pPr>
-        <w:spacing w:before="100" w:after="20" w:line="240" w:lineRule="auto"/>
+        <w:spacing w:before="80" w:after="20" w:line="240" w:lineRule="auto"/>
       </w:pPr>
       <w:r>
         <w:rPr>
@@ -1178,7 +1178,7 @@
     <w:p>
       <w:pPr>
         <w:pStyle w:val="ListBullet"/>
-        <w:spacing w:before="0" w:after="30" w:line="240" w:lineRule="auto"/>
+        <w:spacing w:before="0" w:after="24" w:line="240" w:lineRule="auto"/>
         <w:ind w:left="283"/>
         <w:jc w:val="both"/>
       </w:pPr>
@@ -1236,7 +1236,7 @@
     <w:p>
       <w:pPr>
         <w:pStyle w:val="ListBullet"/>
-        <w:spacing w:before="0" w:after="30" w:line="240" w:lineRule="auto"/>
+        <w:spacing w:before="0" w:after="24" w:line="240" w:lineRule="auto"/>
         <w:ind w:left="283"/>
         <w:jc w:val="both"/>
       </w:pPr>
@@ -1254,7 +1254,7 @@
     <w:p>
       <w:pPr>
         <w:pStyle w:val="ListBullet"/>
-        <w:spacing w:before="0" w:after="30" w:line="240" w:lineRule="auto"/>
+        <w:spacing w:before="0" w:after="24" w:line="240" w:lineRule="auto"/>
         <w:ind w:left="283"/>
         <w:jc w:val="both"/>
       </w:pPr>
@@ -1292,7 +1292,7 @@
     <w:p>
       <w:pPr>
         <w:pStyle w:val="ListBullet"/>
-        <w:spacing w:before="0" w:after="30" w:line="240" w:lineRule="auto"/>
+        <w:spacing w:before="0" w:after="24" w:line="240" w:lineRule="auto"/>
         <w:ind w:left="283"/>
         <w:jc w:val="both"/>
       </w:pPr>
@@ -1330,7 +1330,7 @@
     <w:p>
       <w:pPr>
         <w:pStyle w:val="ListBullet"/>
-        <w:spacing w:before="0" w:after="30" w:line="240" w:lineRule="auto"/>
+        <w:spacing w:before="0" w:after="24" w:line="240" w:lineRule="auto"/>
         <w:ind w:left="283"/>
         <w:jc w:val="both"/>
       </w:pPr>
@@ -1457,7 +1457,7 @@
     <w:p>
       <w:pPr>
         <w:pStyle w:val="ListBullet"/>
-        <w:spacing w:before="0" w:after="30" w:line="240" w:lineRule="auto"/>
+        <w:spacing w:before="0" w:after="24" w:line="240" w:lineRule="auto"/>
         <w:ind w:left="283"/>
         <w:jc w:val="both"/>
       </w:pPr>
@@ -1495,7 +1495,7 @@
     <w:p>
       <w:pPr>
         <w:pStyle w:val="ListBullet"/>
-        <w:spacing w:before="0" w:after="30" w:line="240" w:lineRule="auto"/>
+        <w:spacing w:before="0" w:after="24" w:line="240" w:lineRule="auto"/>
         <w:ind w:left="283"/>
         <w:jc w:val="both"/>
       </w:pPr>
@@ -1533,7 +1533,7 @@
     <w:p>
       <w:pPr>
         <w:pStyle w:val="ListBullet"/>
-        <w:spacing w:before="0" w:after="30" w:line="240" w:lineRule="auto"/>
+        <w:spacing w:before="0" w:after="24" w:line="240" w:lineRule="auto"/>
         <w:ind w:left="283"/>
         <w:jc w:val="both"/>
       </w:pPr>
@@ -1571,7 +1571,7 @@
     <w:p>
       <w:pPr>
         <w:pStyle w:val="ListBullet"/>
-        <w:spacing w:before="0" w:after="30" w:line="240" w:lineRule="auto"/>
+        <w:spacing w:before="0" w:after="24" w:line="240" w:lineRule="auto"/>
         <w:ind w:left="283"/>
         <w:jc w:val="both"/>
       </w:pPr>
@@ -1609,7 +1609,7 @@
     <w:p>
       <w:pPr>
         <w:pStyle w:val="ListBullet"/>
-        <w:spacing w:before="0" w:after="30" w:line="240" w:lineRule="auto"/>
+        <w:spacing w:before="0" w:after="24" w:line="240" w:lineRule="auto"/>
         <w:ind w:left="283"/>
         <w:jc w:val="both"/>
       </w:pPr>
@@ -1647,7 +1647,7 @@
     <w:p>
       <w:pPr>
         <w:pStyle w:val="ListBullet"/>
-        <w:spacing w:before="0" w:after="30" w:line="240" w:lineRule="auto"/>
+        <w:spacing w:before="0" w:after="24" w:line="240" w:lineRule="auto"/>
         <w:ind w:left="283"/>
         <w:jc w:val="both"/>
       </w:pPr>
@@ -1774,7 +1774,7 @@
     <w:p>
       <w:pPr>
         <w:pStyle w:val="ListBullet"/>
-        <w:spacing w:before="0" w:after="30" w:line="240" w:lineRule="auto"/>
+        <w:spacing w:before="0" w:after="24" w:line="240" w:lineRule="auto"/>
         <w:ind w:left="283"/>
         <w:jc w:val="both"/>
       </w:pPr>
@@ -1812,7 +1812,7 @@
     <w:p>
       <w:pPr>
         <w:pStyle w:val="ListBullet"/>
-        <w:spacing w:before="0" w:after="30" w:line="240" w:lineRule="auto"/>
+        <w:spacing w:before="0" w:after="24" w:line="240" w:lineRule="auto"/>
         <w:ind w:left="283"/>
         <w:jc w:val="both"/>
       </w:pPr>
@@ -1850,7 +1850,7 @@
     <w:p>
       <w:pPr>
         <w:pStyle w:val="ListBullet"/>
-        <w:spacing w:before="0" w:after="30" w:line="240" w:lineRule="auto"/>
+        <w:spacing w:before="0" w:after="24" w:line="240" w:lineRule="auto"/>
         <w:ind w:left="283"/>
         <w:jc w:val="both"/>
       </w:pPr>
@@ -1868,7 +1868,7 @@
     <w:p>
       <w:pPr>
         <w:pStyle w:val="ListBullet"/>
-        <w:spacing w:before="0" w:after="30" w:line="240" w:lineRule="auto"/>
+        <w:spacing w:before="0" w:after="24" w:line="240" w:lineRule="auto"/>
         <w:ind w:left="283"/>
         <w:jc w:val="both"/>
       </w:pPr>
@@ -1975,7 +1975,7 @@
     <w:p>
       <w:pPr>
         <w:pStyle w:val="ListBullet"/>
-        <w:spacing w:before="0" w:after="30" w:line="240" w:lineRule="auto"/>
+        <w:spacing w:before="0" w:after="24" w:line="240" w:lineRule="auto"/>
         <w:ind w:left="283"/>
         <w:jc w:val="both"/>
       </w:pPr>
@@ -1993,7 +1993,7 @@
     <w:p>
       <w:pPr>
         <w:pStyle w:val="ListBullet"/>
-        <w:spacing w:before="0" w:after="30" w:line="240" w:lineRule="auto"/>
+        <w:spacing w:before="0" w:after="24" w:line="240" w:lineRule="auto"/>
         <w:ind w:left="283"/>
         <w:jc w:val="both"/>
       </w:pPr>
@@ -2031,7 +2031,7 @@
     <w:p>
       <w:pPr>
         <w:pStyle w:val="ListBullet"/>
-        <w:spacing w:before="0" w:after="30" w:line="240" w:lineRule="auto"/>
+        <w:spacing w:before="0" w:after="24" w:line="240" w:lineRule="auto"/>
         <w:ind w:left="283"/>
         <w:jc w:val="both"/>
       </w:pPr>
@@ -2138,7 +2138,7 @@
     <w:p>
       <w:pPr>
         <w:pStyle w:val="ListBullet"/>
-        <w:spacing w:before="0" w:after="30" w:line="240" w:lineRule="auto"/>
+        <w:spacing w:before="0" w:after="24" w:line="240" w:lineRule="auto"/>
         <w:ind w:left="283"/>
         <w:jc w:val="both"/>
       </w:pPr>
@@ -2230,7 +2230,7 @@
     <w:p>
       <w:pPr>
         <w:pStyle w:val="ListBullet"/>
-        <w:spacing w:before="0" w:after="30" w:line="240" w:lineRule="auto"/>
+        <w:spacing w:before="0" w:after="24" w:line="240" w:lineRule="auto"/>
         <w:ind w:left="283"/>
         <w:jc w:val="both"/>
       </w:pPr>
@@ -2322,7 +2322,7 @@
     <w:p>
       <w:pPr>
         <w:pStyle w:val="ListBullet"/>
-        <w:spacing w:before="0" w:after="30" w:line="240" w:lineRule="auto"/>
+        <w:spacing w:before="0" w:after="24" w:line="240" w:lineRule="auto"/>
         <w:ind w:left="283"/>
         <w:jc w:val="both"/>
       </w:pPr>
@@ -2340,7 +2340,7 @@
     <w:p>
       <w:pPr>
         <w:shd w:val="clear" w:color="auto" w:fill="12304F"/>
-        <w:spacing w:before="100" w:after="40" w:line="240" w:lineRule="auto"/>
+        <w:spacing w:before="80" w:after="30" w:line="240" w:lineRule="auto"/>
       </w:pPr>
       <w:r>
         <w:rPr>
@@ -2504,7 +2504,7 @@
     <w:p>
       <w:pPr>
         <w:shd w:val="clear" w:color="auto" w:fill="12304F"/>
-        <w:spacing w:before="100" w:after="40" w:line="240" w:lineRule="auto"/>
+        <w:spacing w:before="80" w:after="30" w:line="240" w:lineRule="auto"/>
       </w:pPr>
       <w:r>
         <w:rPr>
@@ -2580,7 +2580,7 @@
                 <w:color w:val="1A1A1A"/>
                 <w:sz w:val="17"/>
               </w:rPr>
-              <w:t>Centrifugal HP gas compressors to 5,500+ psi (120 MMSCFD) • LP compressors 1,440+ psi (130 MMSCFD) • Recompressors • Screw and reciprocating air compressors • Anti-surge control, seal-gas and dry-gas seal systems</w:t>
+              <w:t>Centrifugal HP gas compressors to 5,500+ psi (120 MMSCFD) • LP compressors 1,440+ psi (130 MMSCFD) • Recompressors • Screw and reciprocating air compressors • Siemens compressor trains • Anti-surge and turbomachinery control (Honeywell CCC) • Seal-gas and dry-gas seal systems</w:t>
             </w:r>
           </w:p>
         </w:tc>
@@ -2715,7 +2715,7 @@
     <w:p>
       <w:pPr>
         <w:shd w:val="clear" w:color="auto" w:fill="12304F"/>
-        <w:spacing w:before="100" w:after="40" w:line="240" w:lineRule="auto"/>
+        <w:spacing w:before="80" w:after="30" w:line="240" w:lineRule="auto"/>
       </w:pPr>
       <w:r>
         <w:rPr>
@@ -3069,7 +3069,7 @@
     <w:p>
       <w:pPr>
         <w:shd w:val="clear" w:color="auto" w:fill="12304F"/>
-        <w:spacing w:before="100" w:after="40" w:line="240" w:lineRule="auto"/>
+        <w:spacing w:before="80" w:after="30" w:line="240" w:lineRule="auto"/>
       </w:pPr>
       <w:r>
         <w:rPr>
@@ -3299,7 +3299,7 @@
     <w:p>
       <w:pPr>
         <w:shd w:val="clear" w:color="auto" w:fill="12304F"/>
-        <w:spacing w:before="100" w:after="40" w:line="240" w:lineRule="auto"/>
+        <w:spacing w:before="80" w:after="30" w:line="240" w:lineRule="auto"/>
       </w:pPr>
       <w:r>
         <w:rPr>
@@ -3404,7 +3404,7 @@
     </w:tbl>
     <w:p>
       <w:pPr>
-        <w:spacing w:before="0" w:after="50" w:line="240" w:lineRule="auto"/>
+        <w:spacing w:before="0" w:after="40" w:line="240" w:lineRule="auto"/>
         <w:jc w:val="both"/>
       </w:pPr>
       <w:r>
@@ -3451,7 +3451,7 @@
     <w:sectPr>
       <w:footerReference w:type="default" r:id="rId9"/>
       <w:pgSz w:w="12240" w:h="15840"/>
-      <w:pgMar w:top="652" w:right="1020" w:bottom="652" w:left="1020" w:header="720" w:footer="720" w:gutter="0"/>
+      <w:pgMar w:top="595" w:right="1020" w:bottom="595" w:left="1020" w:header="720" w:footer="720" w:gutter="0"/>
       <w:cols w:space="720"/>
       <w:docGrid w:linePitch="360"/>
     </w:sectPr>

--- a/AZODO_EMEKA_CV_Rotating_Equipment_Engineer_QatarEnergyLNG_no_passport.docx
+++ b/AZODO_EMEKA_CV_Rotating_Equipment_Engineer_QatarEnergyLNG_no_passport.docx
@@ -321,7 +321,7 @@
                 <w:b/>
                 <w:i w:val="0"/>
                 <w:color w:val="12304F"/>
-                <w:sz w:val="17"/>
+                <w:sz w:val="16"/>
               </w:rPr>
               <w:t>Rotating Equipment</w:t>
             </w:r>
@@ -341,9 +341,19 @@
                 <w:b w:val="0"/>
                 <w:i w:val="0"/>
                 <w:color w:val="1A1A1A"/>
-                <w:sz w:val="17"/>
+                <w:sz w:val="16"/>
               </w:rPr>
-              <w:t>Centrifugal gas compressors (HP/LP, recompressors — Siemens, GE) • Turbo-expander/compressor trains • Industrial gas turbines (Solar Taurus/Centaur, GE Frame 9E) • Steam turbines • API 610 centrifugal &amp; cryogenic pumps • Diesel engines / firewater packages • Screw &amp; reciprocating air compressors • Dry gas &amp; mechanical seals, journal/thrust bearings, couplings, lube-oil and seal-gas systems</w:t>
+              <w:t xml:space="preserve">Centrifugal gas compressors (HP/LP, recompressors) • Turbo-expander and booster-compressor trains • Industrial gas turbines • Steam turbines • API 610 centrifugal and cryogenic pumps • Diesel engine drivers • Screw and reciprocating air compressors • Dry-gas and mechanical seals, journal/thrust bearings, couplings, lube-oil and seal-gas systems </w:t>
+            </w:r>
+            <w:r>
+              <w:rPr>
+                <w:rFonts w:ascii="Calibri" w:hAnsi="Calibri"/>
+                <w:b/>
+                <w:i w:val="0"/>
+                <w:color w:val="1A1A1A"/>
+                <w:sz w:val="16"/>
+              </w:rPr>
+              <w:t>(OEMs and models listed on page 3)</w:t>
             </w:r>
           </w:p>
         </w:tc>
@@ -363,7 +373,7 @@
                 <w:b/>
                 <w:i w:val="0"/>
                 <w:color w:val="12304F"/>
-                <w:sz w:val="17"/>
+                <w:sz w:val="16"/>
               </w:rPr>
               <w:t>Health Assessment &amp; Surveillance</w:t>
             </w:r>
@@ -383,7 +393,7 @@
                 <w:b w:val="0"/>
                 <w:i w:val="0"/>
                 <w:color w:val="1A1A1A"/>
-                <w:sz w:val="17"/>
+                <w:sz w:val="16"/>
               </w:rPr>
               <w:t>Vibration analysis (ISO 10816/20816, Cat-I) • Lube-oil sampling, elemental &amp; particle-count analysis • Infrared thermography • Videoscope/borescope inspection • Performance monitoring via compressor maps, turbine heat rate and pump curves • Deviation flagging, trending and health reporting to stakeholders</w:t>
             </w:r>
@@ -405,7 +415,7 @@
                 <w:b/>
                 <w:i w:val="0"/>
                 <w:color w:val="12304F"/>
-                <w:sz w:val="17"/>
+                <w:sz w:val="16"/>
               </w:rPr>
               <w:t>Digital Tools &amp; Programs</w:t>
             </w:r>
@@ -425,7 +435,7 @@
                 <w:b w:val="0"/>
                 <w:i w:val="0"/>
                 <w:color w:val="1A1A1A"/>
-                <w:sz w:val="17"/>
+                <w:sz w:val="16"/>
               </w:rPr>
               <w:t>SolarInsight • Seeq • PI / PI XHQ historian &amp; dashboards • Honeywell CCC anti-surge and turbomachinery control • SAP PM (notifications, work orders, strategy) • CMMS/EAM data quality • IIoT sensor-to-cloud (Modbus, OPC-UA) • Python/analytics and AI-assisted failure prediction</w:t>
             </w:r>
@@ -447,7 +457,7 @@
                 <w:b/>
                 <w:i w:val="0"/>
                 <w:color w:val="12304F"/>
-                <w:sz w:val="17"/>
+                <w:sz w:val="16"/>
               </w:rPr>
               <w:t>Reliability &amp; Problem Solving</w:t>
             </w:r>
@@ -467,7 +477,7 @@
                 <w:b w:val="0"/>
                 <w:i w:val="0"/>
                 <w:color w:val="1A1A1A"/>
-                <w:sz w:val="17"/>
+                <w:sz w:val="16"/>
               </w:rPr>
               <w:t>Root Cause Failure Analysis (RCFA) • RCA (5-Why, Fishbone, Fault Tree) • FMEA / RCM • Bad-actor and MTBF analysis • Criticality ranking • Life-cycle cost • Reliability improvement and defect-elimination programmes</w:t>
             </w:r>
@@ -489,7 +499,7 @@
                 <w:b/>
                 <w:i w:val="0"/>
                 <w:color w:val="12304F"/>
-                <w:sz w:val="17"/>
+                <w:sz w:val="16"/>
               </w:rPr>
               <w:t>Projects, MOC &amp; Commissioning</w:t>
             </w:r>
@@ -509,7 +519,7 @@
                 <w:b w:val="0"/>
                 <w:i w:val="0"/>
                 <w:color w:val="1A1A1A"/>
-                <w:sz w:val="17"/>
+                <w:sz w:val="16"/>
               </w:rPr>
               <w:t>Technical review of vendor/engineering documents, data sheets and deviations • Machinery FAT/SAT witnessing • Pre-commissioning, commissioning and start-up support • PSSR development and execution • Brownfield modification and capacity-expansion support (120 → 240 MMSCFD)</w:t>
             </w:r>
@@ -531,7 +541,7 @@
                 <w:b/>
                 <w:i w:val="0"/>
                 <w:color w:val="12304F"/>
-                <w:sz w:val="17"/>
+                <w:sz w:val="16"/>
               </w:rPr>
               <w:t>Operations Interface &amp; HSE</w:t>
             </w:r>
@@ -551,7 +561,7 @@
                 <w:b w:val="0"/>
                 <w:i w:val="0"/>
                 <w:color w:val="1A1A1A"/>
-                <w:sz w:val="17"/>
+                <w:sz w:val="16"/>
               </w:rPr>
               <w:t>Operations/maintenance decision support • Shutdown &amp; turnaround scope optimisation • Risk assessment, HAZID/JSA participation • Permit to Work, LOTO, SIMOPS • OEM and vendor coordination • Multi-discipline technical support and mentoring</w:t>
             </w:r>
@@ -573,7 +583,7 @@
                 <w:b/>
                 <w:i w:val="0"/>
                 <w:color w:val="12304F"/>
-                <w:sz w:val="17"/>
+                <w:sz w:val="16"/>
               </w:rPr>
               <w:t>Standards</w:t>
             </w:r>
@@ -593,7 +603,7 @@
                 <w:b w:val="0"/>
                 <w:i w:val="0"/>
                 <w:color w:val="1A1A1A"/>
-                <w:sz w:val="17"/>
+                <w:sz w:val="16"/>
               </w:rPr>
               <w:t>API 610 (centrifugal pumps) • API 614 (lubrication, shaft-sealing and control-oil systems) • API 617 (axial and centrifugal compressors) • ASME PTC-22 (gas turbine performance testing) • ISO 10816 / 20816 (vibration evaluation)</w:t>
             </w:r>
@@ -2514,7 +2524,7 @@
           <w:color w:val="FFFFFF"/>
           <w:sz w:val="20"/>
         </w:rPr>
-        <w:t>ROTATING EQUIPMENT PORTFOLIO — HANDS-ON EXPERIENCE</w:t>
+        <w:t>ROTATING EQUIPMENT PORTFOLIO — OEMS &amp; MODELS SUPPORTED</w:t>
       </w:r>
     </w:p>
     <w:tbl>
@@ -2558,9 +2568,9 @@
                 <w:b/>
                 <w:i w:val="0"/>
                 <w:color w:val="12304F"/>
-                <w:sz w:val="17"/>
+                <w:sz w:val="16"/>
               </w:rPr>
-              <w:t>Compression</w:t>
+              <w:t>Gas Turbines</w:t>
             </w:r>
           </w:p>
         </w:tc>
@@ -2578,9 +2588,9 @@
                 <w:b w:val="0"/>
                 <w:i w:val="0"/>
                 <w:color w:val="1A1A1A"/>
-                <w:sz w:val="17"/>
+                <w:sz w:val="16"/>
               </w:rPr>
-              <w:t>Centrifugal HP gas compressors to 5,500+ psi (120 MMSCFD) • LP compressors 1,440+ psi (130 MMSCFD) • Recompressors • Screw and reciprocating air compressors • Siemens compressor trains • Anti-surge and turbomachinery control (Honeywell CCC) • Seal-gas and dry-gas seal systems</w:t>
+              <w:t>Siemens SGT-600 • Solar Saturn 20, Centaur, Taurus 60 and Mars 100 • GE Frame 5 (MS5001) • GE Frame 9E (MS9001E) combined cycle • Ansaldo / Alstom GT13E2 • Performance verification to ASME PTC-22; borescope, hot-section and mechanical maintenance support</w:t>
             </w:r>
           </w:p>
         </w:tc>
@@ -2600,9 +2610,9 @@
                 <w:b/>
                 <w:i w:val="0"/>
                 <w:color w:val="12304F"/>
-                <w:sz w:val="17"/>
+                <w:sz w:val="16"/>
               </w:rPr>
-              <w:t>Turbines &amp; Drivers</w:t>
+              <w:t>Centrifugal Compressors</w:t>
             </w:r>
           </w:p>
         </w:tc>
@@ -2620,9 +2630,9 @@
                 <w:b w:val="0"/>
                 <w:i w:val="0"/>
                 <w:color w:val="1A1A1A"/>
-                <w:sz w:val="17"/>
+                <w:sz w:val="16"/>
               </w:rPr>
-              <w:t>Solar Taurus 60 / Centaur gas turbine generators • GE Frame 9E combined cycle • Steam turbines (Egbin 1,320 MW station) • Diesel engine drivers for firewater and emergency generation • Electric motor drivers and gearboxes</w:t>
+              <w:t>Siemens legacy Dresser-Rand centrifugal compressor family • HP trains to 5,500+ psi (120 MMSCFD) and LP trains to 1,440+ psi (130 MMSCFD) • Recompressors • Anti-surge and turbomachinery control (Honeywell CCC) • Seal-gas, dry-gas seal and lube-oil systems</w:t>
             </w:r>
           </w:p>
         </w:tc>
@@ -2642,9 +2652,9 @@
                 <w:b/>
                 <w:i w:val="0"/>
                 <w:color w:val="12304F"/>
-                <w:sz w:val="17"/>
+                <w:sz w:val="16"/>
               </w:rPr>
-              <w:t>Expanders &amp; Cryogenics</w:t>
+              <w:t>Expanders &amp; Cryogenic Pumps</w:t>
             </w:r>
           </w:p>
         </w:tc>
@@ -2662,9 +2672,9 @@
                 <w:b w:val="0"/>
                 <w:i w:val="0"/>
                 <w:color w:val="1A1A1A"/>
-                <w:sz w:val="17"/>
+                <w:sz w:val="16"/>
               </w:rPr>
-              <w:t>Turbo-expander / booster-compressor trains • Cryogenic pumps • De-ethaniser, de-propaniser and de-butaniser NGL fractionation trains • Sales gas (C1/C2) export and NGL (C3+) export systems</w:t>
+              <w:t>Turbo-expander / booster-compressor trains • Cryogenic pumps — Cryostar and Ebara Cryodynamics (Elliott Ebara) • NGL fractionation: de-ethaniser, de-propaniser, de-butaniser • Sales gas (C1/C2) and NGL (C3+) export systems</w:t>
             </w:r>
           </w:p>
         </w:tc>
@@ -2684,9 +2694,9 @@
                 <w:b/>
                 <w:i w:val="0"/>
                 <w:color w:val="12304F"/>
-                <w:sz w:val="17"/>
+                <w:sz w:val="16"/>
               </w:rPr>
-              <w:t>Pumps &amp; Auxiliaries</w:t>
+              <w:t>Pumps, Drivers &amp; Auxiliaries</w:t>
             </w:r>
           </w:p>
         </w:tc>
@@ -2704,9 +2714,9 @@
                 <w:b w:val="0"/>
                 <w:i w:val="0"/>
                 <w:color w:val="1A1A1A"/>
-                <w:sz w:val="17"/>
+                <w:sz w:val="16"/>
               </w:rPr>
-              <w:t>API 610 centrifugal process pumps • Firewater pump packages and deliverability testing • Lube-oil and seal-oil consoles, run-down tanks, coolers and filtration • Mechanical and dry-gas seals, journal and thrust bearings, couplings</w:t>
+              <w:t>API 610 centrifugal process pumps • Firewater diesel engine packages and deliverability testing • Steam turbines (Egbin 1,320 MW station) • Screw and reciprocating air compressors • Electric motor drivers and gearboxes • Lube-oil and seal-oil consoles, run-down tanks, coolers, filtration • Bearings, couplings, mechanical seals</w:t>
             </w:r>
           </w:p>
         </w:tc>
@@ -2770,7 +2780,7 @@
                 <w:b w:val="0"/>
                 <w:i w:val="0"/>
                 <w:color w:val="1A1A1A"/>
-                <w:sz w:val="17"/>
+                <w:sz w:val="16"/>
               </w:rPr>
               <w:t>• ASQ Certified Reliability Engineer (CRE), 2024</w:t>
             </w:r>
@@ -2790,7 +2800,7 @@
                 <w:b w:val="0"/>
                 <w:i w:val="0"/>
                 <w:color w:val="1A1A1A"/>
-                <w:sz w:val="17"/>
+                <w:sz w:val="16"/>
               </w:rPr>
               <w:t>• Vibration Analysis Category I — Istec Academy, 2024</w:t>
             </w:r>
@@ -2810,7 +2820,7 @@
                 <w:b w:val="0"/>
                 <w:i w:val="0"/>
                 <w:color w:val="1A1A1A"/>
-                <w:sz w:val="17"/>
+                <w:sz w:val="16"/>
               </w:rPr>
               <w:t>• Reliability Engineering Principles — Beina M&amp;R, 2024</w:t>
             </w:r>
@@ -2832,7 +2842,7 @@
                 <w:b w:val="0"/>
                 <w:i w:val="0"/>
                 <w:color w:val="1A1A1A"/>
-                <w:sz w:val="17"/>
+                <w:sz w:val="16"/>
               </w:rPr>
               <w:t>• Gas Turbine Performance — Entropy-Tech, 2021</w:t>
             </w:r>
@@ -2852,7 +2862,7 @@
                 <w:b w:val="0"/>
                 <w:i w:val="0"/>
                 <w:color w:val="1A1A1A"/>
-                <w:sz w:val="17"/>
+                <w:sz w:val="16"/>
               </w:rPr>
               <w:t>• Gas Turbine Mechanical Maintenance — Masaood John Brown, 2018</w:t>
             </w:r>
@@ -2872,7 +2882,7 @@
                 <w:b w:val="0"/>
                 <w:i w:val="0"/>
                 <w:color w:val="1A1A1A"/>
-                <w:sz w:val="17"/>
+                <w:sz w:val="16"/>
               </w:rPr>
               <w:t>• Machinery Vibration Analysis &amp; Alignment — O-Secul, 2019</w:t>
             </w:r>
@@ -2894,7 +2904,7 @@
                 <w:b w:val="0"/>
                 <w:i w:val="0"/>
                 <w:color w:val="1A1A1A"/>
-                <w:sz w:val="17"/>
+                <w:sz w:val="16"/>
               </w:rPr>
               <w:t>• GE Frame 9E Combined Cycle — SEPCO-Pacific, 2015</w:t>
             </w:r>
@@ -2914,7 +2924,7 @@
                 <w:b w:val="0"/>
                 <w:i w:val="0"/>
                 <w:color w:val="1A1A1A"/>
-                <w:sz w:val="17"/>
+                <w:sz w:val="16"/>
               </w:rPr>
               <w:t>• BOSIET with CA-EBS — valid to 2029</w:t>
             </w:r>
@@ -2934,7 +2944,7 @@
                 <w:b w:val="0"/>
                 <w:i w:val="0"/>
                 <w:color w:val="1A1A1A"/>
-                <w:sz w:val="17"/>
+                <w:sz w:val="16"/>
               </w:rPr>
               <w:t>• Offshore Safety Permit (OSP)</w:t>
             </w:r>
@@ -2956,7 +2966,7 @@
                 <w:b w:val="0"/>
                 <w:i w:val="0"/>
                 <w:color w:val="1A1A1A"/>
-                <w:sz w:val="17"/>
+                <w:sz w:val="16"/>
               </w:rPr>
               <w:t>• HSE Level I, II &amp; III (OSHA) — HSETrain Intl., 2020</w:t>
             </w:r>
@@ -2976,7 +2986,7 @@
                 <w:b w:val="0"/>
                 <w:i w:val="0"/>
                 <w:color w:val="1A1A1A"/>
-                <w:sz w:val="17"/>
+                <w:sz w:val="16"/>
               </w:rPr>
               <w:t>• QHSE, Risk &amp; Sustainability Mgmt — IE Safetainability, 2024</w:t>
             </w:r>
@@ -2996,7 +3006,7 @@
                 <w:b w:val="0"/>
                 <w:i w:val="0"/>
                 <w:color w:val="1A1A1A"/>
-                <w:sz w:val="17"/>
+                <w:sz w:val="16"/>
               </w:rPr>
               <w:t>• Basic Instrumentation &amp; Control — Kufman Technical, 2020</w:t>
             </w:r>
@@ -3018,7 +3028,7 @@
                 <w:b w:val="0"/>
                 <w:i w:val="0"/>
                 <w:color w:val="1A1A1A"/>
-                <w:sz w:val="17"/>
+                <w:sz w:val="16"/>
               </w:rPr>
               <w:t>• Basic Rigging &amp; Scaffolding — HSETrain Intl., 2020</w:t>
             </w:r>
@@ -3038,7 +3048,7 @@
                 <w:b w:val="0"/>
                 <w:i w:val="0"/>
                 <w:color w:val="1A1A1A"/>
-                <w:sz w:val="17"/>
+                <w:sz w:val="16"/>
               </w:rPr>
               <w:t>• IBM AI Engineering — applied to failure prediction, 2023</w:t>
             </w:r>
@@ -3058,7 +3068,7 @@
                 <w:b w:val="0"/>
                 <w:i w:val="0"/>
                 <w:color w:val="1A1A1A"/>
-                <w:sz w:val="17"/>
+                <w:sz w:val="16"/>
               </w:rPr>
               <w:t>• Generative AI &amp; Agents — Johns Hopkins University, 2026</w:t>
             </w:r>
@@ -3124,7 +3134,7 @@
                 <w:b w:val="0"/>
                 <w:i w:val="0"/>
                 <w:color w:val="1A1A1A"/>
-                <w:sz w:val="17"/>
+                <w:sz w:val="16"/>
               </w:rPr>
               <w:t>• American Society for Quality (ASQ), 2024</w:t>
             </w:r>
@@ -3144,7 +3154,7 @@
                 <w:b w:val="0"/>
                 <w:i w:val="0"/>
                 <w:color w:val="1A1A1A"/>
-                <w:sz w:val="17"/>
+                <w:sz w:val="16"/>
               </w:rPr>
               <w:t>• Society of Petroleum Engineers (SPE), 2022</w:t>
             </w:r>
@@ -3164,7 +3174,7 @@
                 <w:b w:val="0"/>
                 <w:i w:val="0"/>
                 <w:color w:val="1A1A1A"/>
-                <w:sz w:val="17"/>
+                <w:sz w:val="16"/>
               </w:rPr>
               <w:t>• American Society of Mechanical Engineers (ASME), 2021</w:t>
             </w:r>
@@ -3186,7 +3196,7 @@
                 <w:b w:val="0"/>
                 <w:i w:val="0"/>
                 <w:color w:val="1A1A1A"/>
-                <w:sz w:val="17"/>
+                <w:sz w:val="16"/>
               </w:rPr>
               <w:t>• COREN Registered Engineer, 2019</w:t>
             </w:r>
@@ -3206,7 +3216,7 @@
                 <w:b w:val="0"/>
                 <w:i w:val="0"/>
                 <w:color w:val="1A1A1A"/>
-                <w:sz w:val="17"/>
+                <w:sz w:val="16"/>
               </w:rPr>
               <w:t>• Nigerian Society of Engineers (NSE), 2017</w:t>
             </w:r>
@@ -3226,7 +3236,7 @@
                 <w:b w:val="0"/>
                 <w:i w:val="0"/>
                 <w:color w:val="1A1A1A"/>
-                <w:sz w:val="17"/>
+                <w:sz w:val="16"/>
               </w:rPr>
               <w:t>• Safety Advocate of the Year — FIPL, 2023</w:t>
             </w:r>
@@ -3248,7 +3258,7 @@
                 <w:b w:val="0"/>
                 <w:i w:val="0"/>
                 <w:color w:val="1A1A1A"/>
-                <w:sz w:val="17"/>
+                <w:sz w:val="16"/>
               </w:rPr>
               <w:t>• Safety Sentinel Award — FIPL Trans-Amadi, 2023</w:t>
             </w:r>
@@ -3268,7 +3278,7 @@
                 <w:b w:val="0"/>
                 <w:i w:val="0"/>
                 <w:color w:val="1A1A1A"/>
-                <w:sz w:val="17"/>
+                <w:sz w:val="16"/>
               </w:rPr>
               <w:t>• 1st Runner-Up — Sahara Group Innovation Hackathon, 2020</w:t>
             </w:r>
@@ -3288,7 +3298,7 @@
                 <w:b w:val="0"/>
                 <w:i w:val="0"/>
                 <w:color w:val="1A1A1A"/>
-                <w:sz w:val="17"/>
+                <w:sz w:val="16"/>
               </w:rPr>
               <w:t>• Chairman's Recognition for Innovation — Sahara Group, 2019</w:t>
             </w:r>
@@ -3354,7 +3364,7 @@
                 <w:b w:val="0"/>
                 <w:i w:val="0"/>
                 <w:color w:val="1A1A1A"/>
-                <w:sz w:val="17"/>
+                <w:sz w:val="16"/>
               </w:rPr>
               <w:t>• Date of birth: 25 September 1988</w:t>
             </w:r>
@@ -3374,7 +3384,7 @@
                 <w:b w:val="0"/>
                 <w:i w:val="0"/>
                 <w:color w:val="1A1A1A"/>
-                <w:sz w:val="17"/>
+                <w:sz w:val="16"/>
               </w:rPr>
               <w:t>• Nationality: Nigerian</w:t>
             </w:r>
@@ -3394,7 +3404,7 @@
                 <w:b w:val="0"/>
                 <w:i w:val="0"/>
                 <w:color w:val="1A1A1A"/>
-                <w:sz w:val="17"/>
+                <w:sz w:val="16"/>
               </w:rPr>
               <w:t>• Passport: valid — on request</w:t>
             </w:r>

--- a/AZODO_EMEKA_CV_Rotating_Equipment_Engineer_QatarEnergyLNG_no_passport.docx
+++ b/AZODO_EMEKA_CV_Rotating_Equipment_Engineer_QatarEnergyLNG_no_passport.docx
@@ -2590,7 +2590,7 @@
                 <w:color w:val="1A1A1A"/>
                 <w:sz w:val="16"/>
               </w:rPr>
-              <w:t>Siemens SGT-600 • Solar Saturn 20, Centaur, Taurus 60 and Mars 100 • GE Frame 5 (MS5001) • GE Frame 9E (MS9001E) combined cycle • Ansaldo / Alstom GT13E2 • Performance verification to ASME PTC-22; borescope, hot-section and mechanical maintenance support</w:t>
+              <w:t>Siemens SGT-600 • Solar Saturn 20, Centaur, Taurus 60 and Mars 100 • GE Frame 5 (MS5001), Frame 9E (MS9001E) combined cycle and GT13E2 • Performance verification to ASME PTC-22; borescope, hot-section and mechanical maintenance support</w:t>
             </w:r>
           </w:p>
         </w:tc>

--- a/AZODO_EMEKA_CV_Rotating_Equipment_Engineer_QatarEnergyLNG_no_passport.docx
+++ b/AZODO_EMEKA_CV_Rotating_Equipment_Engineer_QatarEnergyLNG_no_passport.docx
@@ -2590,7 +2590,7 @@
                 <w:color w:val="1A1A1A"/>
                 <w:sz w:val="16"/>
               </w:rPr>
-              <w:t>Siemens SGT-600 • Solar Saturn 20, Centaur, Taurus 60 and Mars 100 • GE Frame 5 (MS5001), Frame 9E (MS9001E) combined cycle and GT13E2 • Performance verification to ASME PTC-22; borescope, hot-section and mechanical maintenance support</w:t>
+              <w:t>Siemens SGT-600 • Solar Saturn, Centaur, Taurus and Mars families • GE Frame 5 (MS5001), Frame 9E (MS9001E) combined cycle and GT13E2 • Performance verification to ASME PTC-22; borescope, hot-section and mechanical maintenance support</w:t>
             </w:r>
           </w:p>
         </w:tc>

--- a/AZODO_EMEKA_CV_Rotating_Equipment_Engineer_QatarEnergyLNG_no_passport.docx
+++ b/AZODO_EMEKA_CV_Rotating_Equipment_Engineer_QatarEnergyLNG_no_passport.docx
@@ -151,7 +151,7 @@
           <w:color w:val="1A1A1A"/>
           <w:sz w:val="18"/>
         </w:rPr>
-        <w:t>Machinery &amp; Reliability Lead for the Oso Gas Hub</w:t>
+        <w:t>Machinery Engineer for the Oso Gas Hub</w:t>
       </w:r>
       <w:r>
         <w:rPr>
@@ -749,7 +749,7 @@
           <w:color w:val="1A1A1A"/>
           <w:sz w:val="18"/>
         </w:rPr>
-        <w:t xml:space="preserve">Rotating equipment and reliability authority for three offshore assets; deployed February 2026 as dedicated </w:t>
+        <w:t xml:space="preserve">Provides rotating equipment and reliability engineering support across three offshore assets; deployed February 2026 as the dedicated </w:t>
       </w:r>
       <w:r>
         <w:rPr>
@@ -759,7 +759,7 @@
           <w:color w:val="1A1A1A"/>
           <w:sz w:val="18"/>
         </w:rPr>
-        <w:t>Machinery/Reliability Lead for the Oso Gas Hub</w:t>
+        <w:t>Machinery Engineer for the Oso Gas Hub</w:t>
       </w:r>
       <w:r>
         <w:rPr>
@@ -1005,7 +1005,7 @@
           <w:color w:val="1A1A1A"/>
           <w:sz w:val="18"/>
         </w:rPr>
-        <w:t>30-year lube-oil contamination problem:</w:t>
+        <w:t>10-year high filter clog rate on the lube-oil system:</w:t>
       </w:r>
       <w:r>
         <w:rPr>
@@ -1015,7 +1015,7 @@
           <w:color w:val="1A1A1A"/>
           <w:sz w:val="18"/>
         </w:rPr>
-        <w:t xml:space="preserve"> a systematic system review exposed as-built vs. as-designed discrepancies behind chronic high differential pressure, rapid filter clogging and element collapse. Introduced an elemental </w:t>
+        <w:t xml:space="preserve"> identified the problem during a systematic system review, tracing a decade of high differential pressure, rapid filter clogging and element collapse to undocumented as-built versus as-designed discrepancies. Introduced an elemental </w:t>
       </w:r>
       <w:r>
         <w:rPr>
@@ -1035,7 +1035,7 @@
           <w:color w:val="1A1A1A"/>
           <w:sz w:val="18"/>
         </w:rPr>
-        <w:t xml:space="preserve"> with node-by-node sampling to isolate the ingress zones, and coordinated the first comprehensive run-down tank flushing campaign in decades.</w:t>
+        <w:t xml:space="preserve"> with node-by-node sampling to isolate the ingress zones, and am driving close-out through dedicated run-down tank flushing.</w:t>
       </w:r>
     </w:p>
     <w:p>

--- a/AZODO_EMEKA_CV_Rotating_Equipment_Engineer_QatarEnergyLNG_no_passport.docx
+++ b/AZODO_EMEKA_CV_Rotating_Equipment_Engineer_QatarEnergyLNG_no_passport.docx
@@ -501,7 +501,7 @@
                 <w:color w:val="12304F"/>
                 <w:sz w:val="16"/>
               </w:rPr>
-              <w:t>Projects, MOC &amp; Commissioning</w:t>
+              <w:t>Projects, Overhauls &amp; Commissioning</w:t>
             </w:r>
           </w:p>
         </w:tc>
@@ -521,7 +521,7 @@
                 <w:color w:val="1A1A1A"/>
                 <w:sz w:val="16"/>
               </w:rPr>
-              <w:t>Technical review of vendor/engineering documents, data sheets and deviations • Machinery FAT/SAT witnessing • Pre-commissioning, commissioning and start-up support • PSSR development and execution • Brownfield modification and capacity-expansion support (120 → 240 MMSCFD)</w:t>
+              <w:t>Major overhaul planning and execution — gas and steam turbines, compressors, pumps, engines • Technical review of vendor/engineering documents, data sheets and deviations • Machinery FAT/SAT witnessing • Pre-commissioning, commissioning and start-up support • PSSR development and execution • Brownfield modification and capacity-expansion support (120 → 240 MMSCFD)</w:t>
             </w:r>
           </w:p>
         </w:tc>
@@ -605,7 +605,7 @@
                 <w:color w:val="1A1A1A"/>
                 <w:sz w:val="16"/>
               </w:rPr>
-              <w:t>API 610 (centrifugal pumps) • API 614 (lubrication, shaft-sealing and control-oil systems) • API 617 (axial and centrifugal compressors) • ASME PTC-22 (gas turbine performance testing) • ISO 10816 / 20816 (vibration evaluation)</w:t>
+              <w:t>API 610 • API 614 • API 617 • ASME PTC-22 • ISO 10816 / 20816</w:t>
             </w:r>
           </w:p>
         </w:tc>
@@ -1168,6 +1168,44 @@
           <w:sz w:val="18"/>
         </w:rPr>
         <w:t xml:space="preserve"> resolved a long-standing vibration problem on a safety-critical package and validated performance against pump-curve criteria during deliverability testing.</w:t>
+      </w:r>
+    </w:p>
+    <w:p>
+      <w:pPr>
+        <w:pStyle w:val="ListBullet"/>
+        <w:spacing w:before="0" w:after="24" w:line="240" w:lineRule="auto"/>
+        <w:ind w:left="283"/>
+        <w:jc w:val="both"/>
+      </w:pPr>
+      <w:r>
+        <w:rPr>
+          <w:rFonts w:ascii="Calibri" w:hAnsi="Calibri"/>
+          <w:b w:val="0"/>
+          <w:i w:val="0"/>
+          <w:color w:val="1A1A1A"/>
+          <w:sz w:val="18"/>
+        </w:rPr>
+        <w:t xml:space="preserve">Work with operations, maintenance, inspection and electrical teams to resolve </w:t>
+      </w:r>
+      <w:r>
+        <w:rPr>
+          <w:rFonts w:ascii="Calibri" w:hAnsi="Calibri"/>
+          <w:b/>
+          <w:i w:val="0"/>
+          <w:color w:val="1A1A1A"/>
+          <w:sz w:val="18"/>
+        </w:rPr>
+        <w:t>machinery vibration problems across pumps, diesel engines and electric motor drivers</w:t>
+      </w:r>
+      <w:r>
+        <w:rPr>
+          <w:rFonts w:ascii="Calibri" w:hAnsi="Calibri"/>
+          <w:b w:val="0"/>
+          <w:i w:val="0"/>
+          <w:color w:val="1A1A1A"/>
+          <w:sz w:val="18"/>
+        </w:rPr>
+        <w:t xml:space="preserve"> on several offshore platforms and onshore plants — field diagnosis through spectra, phase and alignment checks, corrective action, and post-repair verification against ISO limits.</w:t>
       </w:r>
     </w:p>
     <w:p>
@@ -2926,32 +2964,10 @@
                 <w:color w:val="1A1A1A"/>
                 <w:sz w:val="16"/>
               </w:rPr>
-              <w:t>• BOSIET with CA-EBS — valid to 2029</w:t>
+              <w:t>• BOSIET with CA-EBS (2029) &amp; Offshore Safety Permit (OSP)</w:t>
             </w:r>
           </w:p>
         </w:tc>
-        <w:tc>
-          <w:tcPr>
-            <w:tcW w:type="dxa" w:w="3288"/>
-          </w:tcPr>
-          <w:p>
-            <w:pPr>
-              <w:spacing w:before="0" w:after="20" w:line="240" w:lineRule="auto"/>
-            </w:pPr>
-            <w:r>
-              <w:rPr>
-                <w:rFonts w:ascii="Calibri" w:hAnsi="Calibri"/>
-                <w:b w:val="0"/>
-                <w:i w:val="0"/>
-                <w:color w:val="1A1A1A"/>
-                <w:sz w:val="16"/>
-              </w:rPr>
-              <w:t>• Offshore Safety Permit (OSP)</w:t>
-            </w:r>
-          </w:p>
-        </w:tc>
-      </w:tr>
-      <w:tr>
         <w:tc>
           <w:tcPr>
             <w:tcW w:type="dxa" w:w="3288"/>
@@ -2972,6 +2988,8 @@
             </w:r>
           </w:p>
         </w:tc>
+      </w:tr>
+      <w:tr>
         <w:tc>
           <w:tcPr>
             <w:tcW w:type="dxa" w:w="3288"/>
@@ -3012,8 +3030,6 @@
             </w:r>
           </w:p>
         </w:tc>
-      </w:tr>
-      <w:tr>
         <w:tc>
           <w:tcPr>
             <w:tcW w:type="dxa" w:w="3288"/>
@@ -3030,47 +3046,7 @@
                 <w:color w:val="1A1A1A"/>
                 <w:sz w:val="16"/>
               </w:rPr>
-              <w:t>• Basic Rigging &amp; Scaffolding — HSETrain Intl., 2020</w:t>
-            </w:r>
-          </w:p>
-        </w:tc>
-        <w:tc>
-          <w:tcPr>
-            <w:tcW w:type="dxa" w:w="3288"/>
-          </w:tcPr>
-          <w:p>
-            <w:pPr>
-              <w:spacing w:before="0" w:after="20" w:line="240" w:lineRule="auto"/>
-            </w:pPr>
-            <w:r>
-              <w:rPr>
-                <w:rFonts w:ascii="Calibri" w:hAnsi="Calibri"/>
-                <w:b w:val="0"/>
-                <w:i w:val="0"/>
-                <w:color w:val="1A1A1A"/>
-                <w:sz w:val="16"/>
-              </w:rPr>
-              <w:t>• IBM AI Engineering — applied to failure prediction, 2023</w:t>
-            </w:r>
-          </w:p>
-        </w:tc>
-        <w:tc>
-          <w:tcPr>
-            <w:tcW w:type="dxa" w:w="3288"/>
-          </w:tcPr>
-          <w:p>
-            <w:pPr>
-              <w:spacing w:before="0" w:after="20" w:line="240" w:lineRule="auto"/>
-            </w:pPr>
-            <w:r>
-              <w:rPr>
-                <w:rFonts w:ascii="Calibri" w:hAnsi="Calibri"/>
-                <w:b w:val="0"/>
-                <w:i w:val="0"/>
-                <w:color w:val="1A1A1A"/>
-                <w:sz w:val="16"/>
-              </w:rPr>
-              <w:t>• Generative AI &amp; Agents — Johns Hopkins University, 2026</w:t>
+              <w:t>• IBM AI Engineering, 2023 &amp; Generative AI and Agents — Johns Hopkins, 2026</w:t>
             </w:r>
           </w:p>
         </w:tc>

--- a/AZODO_EMEKA_CV_Rotating_Equipment_Engineer_QatarEnergyLNG_no_passport.docx
+++ b/AZODO_EMEKA_CV_Rotating_Equipment_Engineer_QatarEnergyLNG_no_passport.docx
@@ -141,7 +141,7 @@
           <w:color w:val="1A1A1A"/>
           <w:sz w:val="18"/>
         </w:rPr>
-        <w:t xml:space="preserve"> in rotating equipment engineering across offshore gas processing, LNG/NGL trains and gas-fired power generation — currently the </w:t>
+        <w:t xml:space="preserve"> in rotating equipment engineering across offshore gas processing, NGL trains, associated gas gathering and gas-fired power generation — currently the </w:t>
       </w:r>
       <w:r>
         <w:rPr>
@@ -261,7 +261,7 @@
           <w:color w:val="1A1A1A"/>
           <w:sz w:val="18"/>
         </w:rPr>
-        <w:t>. ASQ Certified Reliability Engineer and Category I vibration analyst.</w:t>
+        <w:t>.</w:t>
       </w:r>
     </w:p>
     <w:p>
@@ -1499,7 +1499,7 @@
           <w:color w:val="3F4A54"/>
           <w:sz w:val="17"/>
         </w:rPr>
-        <w:t>First Independent Power Limited (FIPL) / Sahara Power Group — multi-site gas turbine power generation</w:t>
+        <w:t>First Independent Power Limited (FIPL) / Sahara Power Group — multi-site gas turbine power generation fired on natural and associated gas</w:t>
       </w:r>
     </w:p>
     <w:p>
@@ -1641,7 +1641,7 @@
           <w:color w:val="1A1A1A"/>
           <w:sz w:val="18"/>
         </w:rPr>
-        <w:t>Lead Mechanical/Reliability Engineer for the Imo River Associated Gas Gathering (AGG) plant start-up</w:t>
+        <w:t>Lead Mechanical/Reliability Engineer for the start-up of the Imo River Associated Gas Gathering (AGG) plant</w:t>
       </w:r>
       <w:r>
         <w:rPr>
@@ -1651,7 +1651,7 @@
           <w:color w:val="1A1A1A"/>
           <w:sz w:val="18"/>
         </w:rPr>
-        <w:t xml:space="preserve"> — pre-commissioning checks, machinery alignment/verification, first-fire and load-up support.</w:t>
+        <w:t>, an upstream associated-gas facility — pre-commissioning checks, machinery alignment and verification, first fire and load-up support.</w:t>
       </w:r>
     </w:p>
     <w:p>

--- a/AZODO_EMEKA_CV_Rotating_Equipment_Engineer_QatarEnergyLNG_no_passport.docx
+++ b/AZODO_EMEKA_CV_Rotating_Equipment_Engineer_QatarEnergyLNG_no_passport.docx
@@ -3026,7 +3026,7 @@
                 <w:color w:val="1A1A1A"/>
                 <w:sz w:val="16"/>
               </w:rPr>
-              <w:t>• Basic Instrumentation &amp; Control — Kufman Technical, 2020</w:t>
+              <w:t>• AI Advanced Applied Programme — Digital Regenesys, 2026</w:t>
             </w:r>
           </w:p>
         </w:tc>

--- a/AZODO_EMEKA_CV_Rotating_Equipment_Engineer_QatarEnergyLNG_no_passport.docx
+++ b/AZODO_EMEKA_CV_Rotating_Equipment_Engineer_QatarEnergyLNG_no_passport.docx
@@ -1035,7 +1035,7 @@
           <w:color w:val="1A1A1A"/>
           <w:sz w:val="18"/>
         </w:rPr>
-        <w:t xml:space="preserve"> with node-by-node sampling to isolate the ingress zones, and am driving close-out through dedicated run-down tank flushing.</w:t>
+        <w:t xml:space="preserve"> with node-by-node sampling to isolate the ingress zones. Driving close-out through run-down tank flushing, reversion to the design filter elements and correctly sized control valves of the right specification, restoring the lube-oil system to design conditions.</w:t>
       </w:r>
     </w:p>
     <w:p>
